--- a/rdseed-meson-python/README.docx
+++ b/rdseed-meson-python/README.docx
@@ -9,44 +9,66 @@
           <w:bCs/>
         </w:rPr>
       </w:pPr>
-      <w:proofErr w:type="spellStart"/>
       <w:r>
         <w:rPr>
           <w:b/>
           <w:bCs/>
         </w:rPr>
-        <w:t>hwrng</w:t>
-      </w:r>
-      <w:proofErr w:type="spellEnd"/>
-      <w:r>
+        <w:t>Building hwrng</w:t>
+      </w:r>
+    </w:p>
+    <w:p>
+      <w:pPr>
         <w:rPr>
           <w:b/>
           <w:bCs/>
         </w:rPr>
-        <w:t xml:space="preserve"> — Direct RDSEED Hardware RNG for x86_64</w:t>
-      </w:r>
-    </w:p>
-    <w:p>
-      <w:r>
-        <w:t>A Python C extension that exposes Intel/AMD RDSEED directly — bypassing the OS entropy pool entirely. Raw CPU thermal noise, no CSPRNG conditioning, no buffering.</w:t>
-      </w:r>
-    </w:p>
-    <w:p>
+      </w:pPr>
       <w:r>
         <w:rPr>
           <w:b/>
           <w:bCs/>
         </w:rPr>
-        <w:t>Platform:</w:t>
-      </w:r>
-      <w:r>
-        <w:t xml:space="preserve"> x86_64 only. RDSEED is an x86 instruction — ARM (Apple Silicon, Raspberry Pi) is not supported and will fail at build time with a clear error.</w:t>
-      </w:r>
-    </w:p>
-    <w:p>
-      <w:r>
-        <w:pict w14:anchorId="2E87E724">
-          <v:rect id="_x0000_i1061" style="width:0;height:1.5pt" o:hralign="center" o:hrstd="t" o:hr="t" fillcolor="#a0a0a0" stroked="f"/>
+        <w:t>Requirements</w:t>
+      </w:r>
+    </w:p>
+    <w:p>
+      <w:pPr>
+        <w:numPr>
+          <w:ilvl w:val="0"/>
+          <w:numId w:val="5"/>
+        </w:numPr>
+      </w:pPr>
+      <w:r>
+        <w:t>Python 3.14+</w:t>
+      </w:r>
+    </w:p>
+    <w:p>
+      <w:pPr>
+        <w:numPr>
+          <w:ilvl w:val="0"/>
+          <w:numId w:val="5"/>
+        </w:numPr>
+      </w:pPr>
+      <w:r>
+        <w:t>x86_64 CPU with RDSEED support (Intel Broadwell 2014+ / AMD Zen+)</w:t>
+      </w:r>
+    </w:p>
+    <w:p>
+      <w:pPr>
+        <w:numPr>
+          <w:ilvl w:val="0"/>
+          <w:numId w:val="5"/>
+        </w:numPr>
+      </w:pPr>
+      <w:r>
+        <w:t>C compiler (GCC 4.9+, Clang 3.5+, or MSVC 2019+)</w:t>
+      </w:r>
+    </w:p>
+    <w:p>
+      <w:r>
+        <w:pict w14:anchorId="2D96CDE9">
+          <v:rect id="_x0000_i1175" style="width:0;height:1.5pt" o:hralign="center" o:hrstd="t" o:hr="t" fillcolor="#a0a0a0" stroked="f"/>
         </w:pict>
       </w:r>
     </w:p>
@@ -62,7 +84,561 @@
           <w:b/>
           <w:bCs/>
         </w:rPr>
-        <w:t>What it does</w:t>
+        <w:t>Vanilla Windows / Linux / macOS</w:t>
+      </w:r>
+    </w:p>
+    <w:p>
+      <w:r>
+        <w:t>Standard pip install — pulls meson, ninja, meson-python from PyPI automatically:</w:t>
+      </w:r>
+    </w:p>
+    <w:p>
+      <w:r>
+        <w:t xml:space="preserve">pip </w:t>
+      </w:r>
+      <w:proofErr w:type="gramStart"/>
+      <w:r>
+        <w:t>install .</w:t>
+      </w:r>
+      <w:proofErr w:type="gramEnd"/>
+    </w:p>
+    <w:p>
+      <w:r>
+        <w:pict w14:anchorId="0D6621BA">
+          <v:rect id="_x0000_i1176" style="width:0;height:1.5pt" o:hralign="center" o:hrstd="t" o:hr="t" fillcolor="#a0a0a0" stroked="f"/>
+        </w:pict>
+      </w:r>
+    </w:p>
+    <w:p>
+      <w:pPr>
+        <w:rPr>
+          <w:b/>
+          <w:bCs/>
+        </w:rPr>
+      </w:pPr>
+      <w:r>
+        <w:rPr>
+          <w:b/>
+          <w:bCs/>
+        </w:rPr>
+        <w:t>MSYS2 (ucrt64)</w:t>
+      </w:r>
+    </w:p>
+    <w:p>
+      <w:pPr>
+        <w:rPr>
+          <w:b/>
+          <w:bCs/>
+        </w:rPr>
+      </w:pPr>
+      <w:r>
+        <w:rPr>
+          <w:b/>
+          <w:bCs/>
+        </w:rPr>
+        <w:t>Background</w:t>
+      </w:r>
+    </w:p>
+    <w:p>
+      <w:r>
+        <w:t xml:space="preserve">PyPI's ninja wheel is built and linked against the standard Windows CRT. Inside MSYS2's UCRT64 environment, this binary either fails </w:t>
+      </w:r>
+      <w:proofErr w:type="gramStart"/>
+      <w:r>
+        <w:t>outright</w:t>
+      </w:r>
+      <w:proofErr w:type="gramEnd"/>
+      <w:r>
+        <w:t xml:space="preserve"> or triggers a from-source rebuild that can fail depending on the local toolchain — it is not the correct binary for this environment regardless.</w:t>
+      </w:r>
+    </w:p>
+    <w:p>
+      <w:r>
+        <w:t>The reliable fix is to use a Ninja that is natively built against the UCRT64 toolchain, and to make sure Meson's Python detection points at the MSYS2 Python venv rather than any Windows Python that might also be on PATH.</w:t>
+      </w:r>
+    </w:p>
+    <w:p>
+      <w:r>
+        <w:t xml:space="preserve">There are two ways to get a UCRT64-correct Ninja: install it via </w:t>
+      </w:r>
+      <w:proofErr w:type="gramStart"/>
+      <w:r>
+        <w:t>pacman, or</w:t>
+      </w:r>
+      <w:proofErr w:type="gramEnd"/>
+      <w:r>
+        <w:t xml:space="preserve"> build it from source yourself. Both are documented below — pacman is the fast path, building from source is useful if you want full control or hit a pacman package issue.</w:t>
+      </w:r>
+    </w:p>
+    <w:p>
+      <w:pPr>
+        <w:rPr>
+          <w:b/>
+          <w:bCs/>
+        </w:rPr>
+      </w:pPr>
+      <w:r>
+        <w:rPr>
+          <w:b/>
+          <w:bCs/>
+        </w:rPr>
+        <w:t>Step 1 — Create and activate an MSYS2-native Python venv</w:t>
+      </w:r>
+    </w:p>
+    <w:p>
+      <w:r>
+        <w:t xml:space="preserve">This must be a venv created using MSYS2's own Python (/ucrt64/bin/python), not a Windows Python interpreter. Mixing the two is what causes </w:t>
+      </w:r>
+      <w:proofErr w:type="gramStart"/>
+      <w:r>
+        <w:t>meson.build's</w:t>
+      </w:r>
+      <w:proofErr w:type="gramEnd"/>
+      <w:r>
+        <w:t xml:space="preserve"> Python detection to silently pick up the wrong interpreter and produce a broken build.</w:t>
+      </w:r>
+    </w:p>
+    <w:p>
+      <w:r>
+        <w:t># from an MSYS2 UCRT64 shell — not a plain MSYS2 or MINGW32 shell</w:t>
+      </w:r>
+    </w:p>
+    <w:p>
+      <w:r>
+        <w:t>python -m venv ~/venv-ucrt64</w:t>
+      </w:r>
+    </w:p>
+    <w:p>
+      <w:r>
+        <w:t>source ~/venv-ucrt64/bin/activate</w:t>
+      </w:r>
+    </w:p>
+    <w:p>
+      <w:r>
+        <w:t>Verify you're in the right environment before continuing:</w:t>
+      </w:r>
+    </w:p>
+    <w:p>
+      <w:r>
+        <w:t>which python</w:t>
+      </w:r>
+    </w:p>
+    <w:p>
+      <w:r>
+        <w:t>python -c "import sys; print(</w:t>
+      </w:r>
+      <w:proofErr w:type="gramStart"/>
+      <w:r>
+        <w:t>sys.prefix</w:t>
+      </w:r>
+      <w:proofErr w:type="gramEnd"/>
+      <w:r>
+        <w:t>)"</w:t>
+      </w:r>
+    </w:p>
+    <w:p>
+      <w:r>
+        <w:t xml:space="preserve">which python should resolve to ~/venv-ucrt64/bin/python, and </w:t>
+      </w:r>
+      <w:proofErr w:type="gramStart"/>
+      <w:r>
+        <w:t>sys.prefix</w:t>
+      </w:r>
+      <w:proofErr w:type="gramEnd"/>
+      <w:r>
+        <w:t xml:space="preserve"> should point inside that same venv directory — not anywhere under /c/Users/.../AppData/Local/Programs/Python or similar.</w:t>
+      </w:r>
+    </w:p>
+    <w:p>
+      <w:pPr>
+        <w:rPr>
+          <w:b/>
+          <w:bCs/>
+        </w:rPr>
+      </w:pPr>
+      <w:r>
+        <w:rPr>
+          <w:b/>
+          <w:bCs/>
+        </w:rPr>
+        <w:t>Step 2 — Get a UCRT64-native Ninja</w:t>
+      </w:r>
+    </w:p>
+    <w:p>
+      <w:r>
+        <w:rPr>
+          <w:b/>
+          <w:bCs/>
+        </w:rPr>
+        <w:t>Option A — pacman (fastest):</w:t>
+      </w:r>
+    </w:p>
+    <w:p>
+      <w:r>
+        <w:t>pacman -S mingw-w64-ucrt-x86_64-ninja</w:t>
+      </w:r>
+    </w:p>
+    <w:p>
+      <w:r>
+        <w:rPr>
+          <w:b/>
+          <w:bCs/>
+        </w:rPr>
+        <w:t>Option B — build Ninja from source (verified working as of GCC 16.1.0 / Ninja 1.13.0):</w:t>
+      </w:r>
+    </w:p>
+    <w:p>
+      <w:r>
+        <w:t xml:space="preserve">Download the ninja PyPI sdist and extract </w:t>
+      </w:r>
+      <w:proofErr w:type="gramStart"/>
+      <w:r>
+        <w:t>it, or</w:t>
+      </w:r>
+      <w:proofErr w:type="gramEnd"/>
+      <w:r>
+        <w:t xml:space="preserve"> clone the </w:t>
+      </w:r>
+      <w:hyperlink r:id="rId5" w:history="1">
+        <w:r>
+          <w:rPr>
+            <w:rStyle w:val="Hyperlink"/>
+          </w:rPr>
+          <w:t>scikit-build/ninja-python-distributions</w:t>
+        </w:r>
+      </w:hyperlink>
+      <w:r>
+        <w:t xml:space="preserve"> repo with submodules. Either way you need the bundled ninja-upstream/ source tree.</w:t>
+      </w:r>
+    </w:p>
+    <w:p>
+      <w:r>
+        <w:lastRenderedPageBreak/>
+        <w:t># from the MSYS2 UCRT64 shell — confirm the right gcc is on PATH first</w:t>
+      </w:r>
+    </w:p>
+    <w:p>
+      <w:r>
+        <w:t>which gcc</w:t>
+      </w:r>
+    </w:p>
+    <w:p>
+      <w:r>
+        <w:t>gcc --version</w:t>
+      </w:r>
+    </w:p>
+    <w:p>
+      <w:r>
+        <w:t># should resolve to /ucrt64/bin/gcc</w:t>
+      </w:r>
+    </w:p>
+    <w:p/>
+    <w:p>
+      <w:r>
+        <w:t>cd path/to/ninja-1.13.0/ninja-upstream</w:t>
+      </w:r>
+    </w:p>
+    <w:p>
+      <w:r>
+        <w:t>cmake -B build -G "MSYS Makefiles"</w:t>
+      </w:r>
+    </w:p>
+    <w:p>
+      <w:r>
+        <w:t>cmake --build build --target ninja</w:t>
+      </w:r>
+    </w:p>
+    <w:p>
+      <w:r>
+        <w:t xml:space="preserve">Note: build only the ninja target, not the default all target. The full build (including ninja_test) currently fails on recent GCC/UCRT combinations due to an upstream mkdtemp redeclaration ambiguity in src/test.cc — Ninja's own MinGW-compatibility shim conflicts with a </w:t>
+      </w:r>
+      <w:proofErr w:type="gramStart"/>
+      <w:r>
+        <w:t>mkdtemp(</w:t>
+      </w:r>
+      <w:proofErr w:type="gramEnd"/>
+      <w:r>
+        <w:t>) that newer UCRT headers now declare natively. This does not affect the actual ninja.exe binary, only the test suite. The active Python venv has no bearing on this build, since Ninja's own CMakeLists.txt does not invoke Python at all.</w:t>
+      </w:r>
+    </w:p>
+    <w:p>
+      <w:r>
+        <w:t>Verify the result is genuinely UCRT64-linked:</w:t>
+      </w:r>
+    </w:p>
+    <w:p>
+      <w:r>
+        <w:t>ldd build/ninja.exe</w:t>
+      </w:r>
+    </w:p>
+    <w:p>
+      <w:r>
+        <w:t>./build/ninja.exe --version</w:t>
+      </w:r>
+    </w:p>
+    <w:p>
+      <w:r>
+        <w:t xml:space="preserve">You should see libgcc_s_seh-1.dll, libwinpthread-1.dll, and libstdc++-6.dll resolving from /ucrt64/bin/. Lines pointing to C:/WINDOWS/System32/ (ntdll.dll, KERNEL32.DLL, ucrtbase.dll) are expected and correct — UCRT itself is a Windows OS component since Windows 10, not something MSYS2 bundles separately. What matters is the </w:t>
+      </w:r>
+      <w:r>
+        <w:rPr>
+          <w:i/>
+          <w:iCs/>
+        </w:rPr>
+        <w:t>absence</w:t>
+      </w:r>
+      <w:r>
+        <w:t xml:space="preserve"> of msvcrt.dll, which would indicate a non-UCRT (mingw64 -style) build.</w:t>
+      </w:r>
+    </w:p>
+    <w:p>
+      <w:r>
+        <w:t>Make this build available on PATH, either by copying it or referencing it directly:</w:t>
+      </w:r>
+    </w:p>
+    <w:p>
+      <w:r>
+        <w:t>cp build/ninja.exe /ucrt64/bin/ninja.exe   # only if not already provided by pacman</w:t>
+      </w:r>
+    </w:p>
+    <w:p>
+      <w:pPr>
+        <w:rPr>
+          <w:b/>
+          <w:bCs/>
+        </w:rPr>
+      </w:pPr>
+      <w:r>
+        <w:rPr>
+          <w:b/>
+          <w:bCs/>
+        </w:rPr>
+        <w:t>Step 3 — Build and install hwrng</w:t>
+      </w:r>
+    </w:p>
+    <w:p>
+      <w:r>
+        <w:t>With venv-ucrt64 active and a working UCRT64 Ninja in place:</w:t>
+      </w:r>
+    </w:p>
+    <w:p>
+      <w:r>
+        <w:t>cd /path/to/hwrng</w:t>
+      </w:r>
+    </w:p>
+    <w:p>
+      <w:r>
+        <w:t>pip install meson meson-python --no-build-isolation</w:t>
+      </w:r>
+    </w:p>
+    <w:p>
+      <w:r>
+        <w:t xml:space="preserve">pip </w:t>
+      </w:r>
+      <w:proofErr w:type="gramStart"/>
+      <w:r>
+        <w:t>install .</w:t>
+      </w:r>
+      <w:proofErr w:type="gramEnd"/>
+      <w:r>
+        <w:t xml:space="preserve"> --no-build-isolation</w:t>
+      </w:r>
+    </w:p>
+    <w:p>
+      <w:r>
+        <w:t>For active development, use an editable install so changes to hwrng.c don't require a full reinstall each time:</w:t>
+      </w:r>
+    </w:p>
+    <w:p>
+      <w:r>
+        <w:t>pip install -</w:t>
+      </w:r>
+      <w:proofErr w:type="gramStart"/>
+      <w:r>
+        <w:t>e .</w:t>
+      </w:r>
+      <w:proofErr w:type="gramEnd"/>
+      <w:r>
+        <w:t xml:space="preserve"> --no-build-isolation</w:t>
+      </w:r>
+    </w:p>
+    <w:p>
+      <w:pPr>
+        <w:rPr>
+          <w:b/>
+          <w:bCs/>
+        </w:rPr>
+      </w:pPr>
+      <w:r>
+        <w:rPr>
+          <w:b/>
+          <w:bCs/>
+        </w:rPr>
+        <w:t>Step 4 — Verify</w:t>
+      </w:r>
+    </w:p>
+    <w:p>
+      <w:r>
+        <w:t>python -c "import hwrng; print(hwrng.has_</w:t>
+      </w:r>
+      <w:proofErr w:type="gramStart"/>
+      <w:r>
+        <w:t>rdseed(</w:t>
+      </w:r>
+      <w:proofErr w:type="gramEnd"/>
+      <w:r>
+        <w:t>)); print(</w:t>
+      </w:r>
+      <w:proofErr w:type="gramStart"/>
+      <w:r>
+        <w:t>hwrng.rdseed</w:t>
+      </w:r>
+      <w:proofErr w:type="gramEnd"/>
+      <w:r>
+        <w:t>_raw_bytes(16</w:t>
+      </w:r>
+      <w:proofErr w:type="gramStart"/>
+      <w:r>
+        <w:t>).hex</w:t>
+      </w:r>
+      <w:proofErr w:type="gramEnd"/>
+      <w:r>
+        <w:t>())"</w:t>
+      </w:r>
+    </w:p>
+    <w:p>
+      <w:r>
+        <w:t>Expected output: True followed by 32 hex characters. The resulting wheel filename should carry the tag mingw_x86_64_ucrt_gnu — for example:</w:t>
+      </w:r>
+    </w:p>
+    <w:p>
+      <w:r>
+        <w:t>hwrng-1.0.0-cp314-cp314-mingw_x86_64_ucrt_gnu.whl</w:t>
+      </w:r>
+    </w:p>
+    <w:p>
+      <w:r>
+        <w:t>If you instead see a win_amd64 tag, the venv or Ninja in use is not the UCRT64-native one — re-check Step 1 and Step 2 before proceeding.</w:t>
+      </w:r>
+    </w:p>
+    <w:p>
+      <w:r>
+        <w:t>On AMD Zen 5 CPUs, an import-time UserWarning about a known RDSEED zero-return bug is expected behavior, not an error.</w:t>
+      </w:r>
+    </w:p>
+    <w:p>
+      <w:r>
+        <w:lastRenderedPageBreak/>
+        <w:pict w14:anchorId="22288FA3">
+          <v:rect id="_x0000_i1177" style="width:0;height:1.5pt" o:hralign="center" o:hrstd="t" o:hr="t" fillcolor="#a0a0a0" stroked="f"/>
+        </w:pict>
+      </w:r>
+    </w:p>
+    <w:p>
+      <w:pPr>
+        <w:rPr>
+          <w:b/>
+          <w:bCs/>
+        </w:rPr>
+      </w:pPr>
+      <w:r>
+        <w:rPr>
+          <w:b/>
+          <w:bCs/>
+        </w:rPr>
+        <w:t>Windows with Standalone LLVM Clang (no MSVC)</w:t>
+      </w:r>
+    </w:p>
+    <w:p>
+      <w:r>
+        <w:t>Install LLVM from https://releases.llvm.org and ensure clang is on PATH.</w:t>
+      </w:r>
+    </w:p>
+    <w:p>
+      <w:r>
+        <w:t xml:space="preserve">pip </w:t>
+      </w:r>
+      <w:proofErr w:type="gramStart"/>
+      <w:r>
+        <w:t>install .</w:t>
+      </w:r>
+      <w:proofErr w:type="gramEnd"/>
+    </w:p>
+    <w:p>
+      <w:proofErr w:type="gramStart"/>
+      <w:r>
+        <w:t>meson.build</w:t>
+      </w:r>
+      <w:proofErr w:type="gramEnd"/>
+      <w:r>
+        <w:t xml:space="preserve"> detects standalone Clang (not clang-cl) and applies GCC-compatible flags (-mrdseed, -msse2) automatically.</w:t>
+      </w:r>
+    </w:p>
+    <w:p>
+      <w:r>
+        <w:pict w14:anchorId="091B1EBF">
+          <v:rect id="_x0000_i1178" style="width:0;height:1.5pt" o:hralign="center" o:hrstd="t" o:hr="t" fillcolor="#a0a0a0" stroked="f"/>
+        </w:pict>
+      </w:r>
+    </w:p>
+    <w:p>
+      <w:pPr>
+        <w:rPr>
+          <w:b/>
+          <w:bCs/>
+        </w:rPr>
+      </w:pPr>
+      <w:r>
+        <w:rPr>
+          <w:b/>
+          <w:bCs/>
+        </w:rPr>
+        <w:t>macOS (Intel only)</w:t>
+      </w:r>
+    </w:p>
+    <w:p>
+      <w:r>
+        <w:t xml:space="preserve">Apple Silicon (M1/M2/M3) is not supported — RDSEED is an x86 instruction. The RDSEED availability check in </w:t>
+      </w:r>
+      <w:proofErr w:type="gramStart"/>
+      <w:r>
+        <w:t>meson.build</w:t>
+      </w:r>
+      <w:proofErr w:type="gramEnd"/>
+      <w:r>
+        <w:t xml:space="preserve"> will fail with a clear error on ARM.</w:t>
+      </w:r>
+    </w:p>
+    <w:p>
+      <w:r>
+        <w:t xml:space="preserve">pip </w:t>
+      </w:r>
+      <w:proofErr w:type="gramStart"/>
+      <w:r>
+        <w:t>install .</w:t>
+      </w:r>
+      <w:proofErr w:type="gramEnd"/>
+    </w:p>
+    <w:p>
+      <w:r>
+        <w:pict w14:anchorId="70773BE5">
+          <v:rect id="_x0000_i1179" style="width:0;height:1.5pt" o:hralign="center" o:hrstd="t" o:hr="t" fillcolor="#a0a0a0" stroked="f"/>
+        </w:pict>
+      </w:r>
+    </w:p>
+    <w:p>
+      <w:pPr>
+        <w:rPr>
+          <w:b/>
+          <w:bCs/>
+        </w:rPr>
+      </w:pPr>
+      <w:r>
+        <w:rPr>
+          <w:b/>
+          <w:bCs/>
+        </w:rPr>
+        <w:t>Troubleshooting Summary</w:t>
       </w:r>
     </w:p>
     <w:tbl>
@@ -78,8 +654,9 @@
         <w:tblLook w:val="04A0" w:firstRow="1" w:lastRow="0" w:firstColumn="1" w:lastColumn="0" w:noHBand="0" w:noVBand="1"/>
       </w:tblPr>
       <w:tblGrid>
-        <w:gridCol w:w="4369"/>
-        <w:gridCol w:w="4000"/>
+        <w:gridCol w:w="3985"/>
+        <w:gridCol w:w="3837"/>
+        <w:gridCol w:w="2668"/>
       </w:tblGrid>
       <w:tr>
         <w:trPr>
@@ -104,7 +681,7 @@
                 <w:b/>
                 <w:bCs/>
               </w:rPr>
-              <w:t>Function</w:t>
+              <w:t>Symptom</w:t>
             </w:r>
           </w:p>
         </w:tc>
@@ -126,1147 +703,7 @@
                 <w:b/>
                 <w:bCs/>
               </w:rPr>
-              <w:t>Description</w:t>
-            </w:r>
-          </w:p>
-        </w:tc>
-      </w:tr>
-      <w:tr>
-        <w:trPr>
-          <w:tblCellSpacing w:w="15" w:type="dxa"/>
-        </w:trPr>
-        <w:tc>
-          <w:tcPr>
-            <w:tcW w:w="0" w:type="auto"/>
-            <w:vAlign w:val="center"/>
-            <w:hideMark/>
-          </w:tcPr>
-          <w:p>
-            <w:proofErr w:type="spellStart"/>
-            <w:r>
-              <w:t>hwrng.has_</w:t>
-            </w:r>
-            <w:proofErr w:type="gramStart"/>
-            <w:r>
-              <w:t>rdseed</w:t>
-            </w:r>
-            <w:proofErr w:type="spellEnd"/>
-            <w:r>
-              <w:t>(</w:t>
-            </w:r>
-            <w:proofErr w:type="gramEnd"/>
-            <w:r>
-              <w:t>)</w:t>
-            </w:r>
-          </w:p>
-        </w:tc>
-        <w:tc>
-          <w:tcPr>
-            <w:tcW w:w="0" w:type="auto"/>
-            <w:vAlign w:val="center"/>
-            <w:hideMark/>
-          </w:tcPr>
-          <w:p>
-            <w:r>
-              <w:t>Returns True if the CPU supports RDSEED</w:t>
-            </w:r>
-          </w:p>
-        </w:tc>
-      </w:tr>
-      <w:tr>
-        <w:trPr>
-          <w:tblCellSpacing w:w="15" w:type="dxa"/>
-        </w:trPr>
-        <w:tc>
-          <w:tcPr>
-            <w:tcW w:w="0" w:type="auto"/>
-            <w:vAlign w:val="center"/>
-            <w:hideMark/>
-          </w:tcPr>
-          <w:p>
-            <w:proofErr w:type="spellStart"/>
-            <w:proofErr w:type="gramStart"/>
-            <w:r>
-              <w:t>hwrng.rdseed</w:t>
-            </w:r>
-            <w:proofErr w:type="gramEnd"/>
-            <w:r>
-              <w:t>_raw_</w:t>
-            </w:r>
-            <w:proofErr w:type="gramStart"/>
-            <w:r>
-              <w:t>bytes</w:t>
-            </w:r>
-            <w:proofErr w:type="spellEnd"/>
-            <w:r>
-              <w:t>(</w:t>
-            </w:r>
-            <w:proofErr w:type="gramEnd"/>
-            <w:r>
-              <w:t xml:space="preserve">n, </w:t>
-            </w:r>
-            <w:proofErr w:type="spellStart"/>
-            <w:r>
-              <w:t>max_retries</w:t>
-            </w:r>
-            <w:proofErr w:type="spellEnd"/>
-            <w:r>
-              <w:t>=100)</w:t>
-            </w:r>
-          </w:p>
-        </w:tc>
-        <w:tc>
-          <w:tcPr>
-            <w:tcW w:w="0" w:type="auto"/>
-            <w:vAlign w:val="center"/>
-            <w:hideMark/>
-          </w:tcPr>
-          <w:p>
-            <w:r>
-              <w:t>Returns n bytes of raw hardware entropy</w:t>
-            </w:r>
-          </w:p>
-        </w:tc>
-      </w:tr>
-    </w:tbl>
-    <w:p>
-      <w:r>
-        <w:t>n must be a positive multiple of 8 (64-bit words). Maximum 1 MB per call.</w:t>
-      </w:r>
-    </w:p>
-    <w:p>
-      <w:r>
-        <w:t xml:space="preserve">import </w:t>
-      </w:r>
-      <w:proofErr w:type="spellStart"/>
-      <w:r>
-        <w:t>hwrng</w:t>
-      </w:r>
-      <w:proofErr w:type="spellEnd"/>
-    </w:p>
-    <w:p/>
-    <w:p>
-      <w:r>
-        <w:t xml:space="preserve">if not </w:t>
-      </w:r>
-      <w:proofErr w:type="spellStart"/>
-      <w:r>
-        <w:t>hwrng.has_</w:t>
-      </w:r>
-      <w:proofErr w:type="gramStart"/>
-      <w:r>
-        <w:t>rdseed</w:t>
-      </w:r>
-      <w:proofErr w:type="spellEnd"/>
-      <w:r>
-        <w:t>(</w:t>
-      </w:r>
-      <w:proofErr w:type="gramEnd"/>
-      <w:r>
-        <w:t>):</w:t>
-      </w:r>
-    </w:p>
-    <w:p>
-      <w:r>
-        <w:t xml:space="preserve">    raise </w:t>
-      </w:r>
-      <w:proofErr w:type="spellStart"/>
-      <w:proofErr w:type="gramStart"/>
-      <w:r>
-        <w:t>RuntimeError</w:t>
-      </w:r>
-      <w:proofErr w:type="spellEnd"/>
-      <w:r>
-        <w:t>(</w:t>
-      </w:r>
-      <w:proofErr w:type="gramEnd"/>
-      <w:r>
-        <w:t>"CPU does not support RDSEED")</w:t>
-      </w:r>
-    </w:p>
-    <w:p/>
-    <w:p>
-      <w:r>
-        <w:t xml:space="preserve">entropy = </w:t>
-      </w:r>
-      <w:proofErr w:type="spellStart"/>
-      <w:proofErr w:type="gramStart"/>
-      <w:r>
-        <w:t>hwrng.rdseed</w:t>
-      </w:r>
-      <w:proofErr w:type="gramEnd"/>
-      <w:r>
-        <w:t>_raw_</w:t>
-      </w:r>
-      <w:proofErr w:type="gramStart"/>
-      <w:r>
-        <w:t>bytes</w:t>
-      </w:r>
-      <w:proofErr w:type="spellEnd"/>
-      <w:r>
-        <w:t>(</w:t>
-      </w:r>
-      <w:proofErr w:type="gramEnd"/>
-      <w:r>
-        <w:t>64)</w:t>
-      </w:r>
-    </w:p>
-    <w:p>
-      <w:r>
-        <w:t>print(</w:t>
-      </w:r>
-      <w:proofErr w:type="spellStart"/>
-      <w:proofErr w:type="gramStart"/>
-      <w:r>
-        <w:t>entropy.hex</w:t>
-      </w:r>
-      <w:proofErr w:type="spellEnd"/>
-      <w:r>
-        <w:t>(</w:t>
-      </w:r>
-      <w:proofErr w:type="gramEnd"/>
-      <w:r>
-        <w:t>))</w:t>
-      </w:r>
-    </w:p>
-    <w:p>
-      <w:pPr>
-        <w:rPr>
-          <w:b/>
-          <w:bCs/>
-        </w:rPr>
-      </w:pPr>
-      <w:r>
-        <w:rPr>
-          <w:b/>
-          <w:bCs/>
-        </w:rPr>
-        <w:t>AMD Zen 5 note</w:t>
-      </w:r>
-    </w:p>
-    <w:p>
-      <w:r>
-        <w:t xml:space="preserve">Zen 5 CPUs have a known RDSEED bug (Oct 2025) where an exhausted entropy pool returns 0 with the success flag set. This library mitigates it: any zero result is treated as a failed attempt and retried. A </w:t>
-      </w:r>
-      <w:proofErr w:type="spellStart"/>
-      <w:r>
-        <w:t>UserWarning</w:t>
-      </w:r>
-      <w:proofErr w:type="spellEnd"/>
-      <w:r>
-        <w:t xml:space="preserve"> is raised at import time on affected hardware. Update CPU microcode (Oct 2025 release) to fix at the hardware level.</w:t>
-      </w:r>
-    </w:p>
-    <w:p>
-      <w:r>
-        <w:pict w14:anchorId="2EBB2965">
-          <v:rect id="_x0000_i1062" style="width:0;height:1.5pt" o:hralign="center" o:hrstd="t" o:hr="t" fillcolor="#a0a0a0" stroked="f"/>
-        </w:pict>
-      </w:r>
-    </w:p>
-    <w:p>
-      <w:pPr>
-        <w:rPr>
-          <w:b/>
-          <w:bCs/>
-        </w:rPr>
-      </w:pPr>
-      <w:r>
-        <w:rPr>
-          <w:b/>
-          <w:bCs/>
-        </w:rPr>
-        <w:t>Requirements</w:t>
-      </w:r>
-    </w:p>
-    <w:p>
-      <w:pPr>
-        <w:numPr>
-          <w:ilvl w:val="0"/>
-          <w:numId w:val="1"/>
-        </w:numPr>
-      </w:pPr>
-      <w:r>
-        <w:t>x86_64 CPU with RDSEED support (Intel Broadwell 2014+, AMD Zen 2019+)</w:t>
-      </w:r>
-    </w:p>
-    <w:p>
-      <w:pPr>
-        <w:numPr>
-          <w:ilvl w:val="0"/>
-          <w:numId w:val="1"/>
-        </w:numPr>
-      </w:pPr>
-      <w:r>
-        <w:t>Python 3.14+</w:t>
-      </w:r>
-    </w:p>
-    <w:p>
-      <w:pPr>
-        <w:numPr>
-          <w:ilvl w:val="0"/>
-          <w:numId w:val="1"/>
-        </w:numPr>
-      </w:pPr>
-      <w:r>
-        <w:t>C compiler with &lt;</w:t>
-      </w:r>
-      <w:proofErr w:type="spellStart"/>
-      <w:r>
-        <w:t>immintrin.h</w:t>
-      </w:r>
-      <w:proofErr w:type="spellEnd"/>
-      <w:r>
-        <w:t>&gt; support</w:t>
-      </w:r>
-    </w:p>
-    <w:p>
-      <w:r>
-        <w:pict w14:anchorId="5D2FCEF2">
-          <v:rect id="_x0000_i1063" style="width:0;height:1.5pt" o:hralign="center" o:hrstd="t" o:hr="t" fillcolor="#a0a0a0" stroked="f"/>
-        </w:pict>
-      </w:r>
-    </w:p>
-    <w:p>
-      <w:pPr>
-        <w:rPr>
-          <w:b/>
-          <w:bCs/>
-        </w:rPr>
-      </w:pPr>
-      <w:r>
-        <w:rPr>
-          <w:b/>
-          <w:bCs/>
-        </w:rPr>
-        <w:t>Building from source</w:t>
-      </w:r>
-    </w:p>
-    <w:p>
-      <w:pPr>
-        <w:rPr>
-          <w:b/>
-          <w:bCs/>
-        </w:rPr>
-      </w:pPr>
-      <w:r>
-        <w:rPr>
-          <w:b/>
-          <w:bCs/>
-        </w:rPr>
-        <w:t>Linux (Ubuntu/Debian)</w:t>
-      </w:r>
-    </w:p>
-    <w:p>
-      <w:proofErr w:type="spellStart"/>
-      <w:r>
-        <w:t>sudo</w:t>
-      </w:r>
-      <w:proofErr w:type="spellEnd"/>
-      <w:r>
-        <w:t xml:space="preserve"> apt install python3-dev ninja-build</w:t>
-      </w:r>
-    </w:p>
-    <w:p>
-      <w:r>
-        <w:t>pip install meson-python meson</w:t>
-      </w:r>
-    </w:p>
-    <w:p>
-      <w:r>
-        <w:t>pip install -</w:t>
-      </w:r>
-      <w:proofErr w:type="gramStart"/>
-      <w:r>
-        <w:t>e .</w:t>
-      </w:r>
-      <w:proofErr w:type="gramEnd"/>
-      <w:r>
-        <w:t xml:space="preserve"> --no-build-isolation</w:t>
-      </w:r>
-    </w:p>
-    <w:p>
-      <w:pPr>
-        <w:rPr>
-          <w:b/>
-          <w:bCs/>
-        </w:rPr>
-      </w:pPr>
-      <w:r>
-        <w:rPr>
-          <w:b/>
-          <w:bCs/>
-        </w:rPr>
-        <w:t>Linux (Arch/</w:t>
-      </w:r>
-      <w:proofErr w:type="spellStart"/>
-      <w:r>
-        <w:rPr>
-          <w:b/>
-          <w:bCs/>
-        </w:rPr>
-        <w:t>Manjaro</w:t>
-      </w:r>
-      <w:proofErr w:type="spellEnd"/>
-      <w:r>
-        <w:rPr>
-          <w:b/>
-          <w:bCs/>
-        </w:rPr>
-        <w:t>)</w:t>
-      </w:r>
-    </w:p>
-    <w:p>
-      <w:proofErr w:type="spellStart"/>
-      <w:r>
-        <w:t>sudo</w:t>
-      </w:r>
-      <w:proofErr w:type="spellEnd"/>
-      <w:r>
-        <w:t xml:space="preserve"> </w:t>
-      </w:r>
-      <w:proofErr w:type="spellStart"/>
-      <w:r>
-        <w:t>pacman</w:t>
-      </w:r>
-      <w:proofErr w:type="spellEnd"/>
-      <w:r>
-        <w:t xml:space="preserve"> -S python ninja meson</w:t>
-      </w:r>
-    </w:p>
-    <w:p>
-      <w:r>
-        <w:lastRenderedPageBreak/>
-        <w:t>pip install meson-python</w:t>
-      </w:r>
-    </w:p>
-    <w:p>
-      <w:r>
-        <w:t>pip install -</w:t>
-      </w:r>
-      <w:proofErr w:type="gramStart"/>
-      <w:r>
-        <w:t>e .</w:t>
-      </w:r>
-      <w:proofErr w:type="gramEnd"/>
-      <w:r>
-        <w:t xml:space="preserve"> --no-build-isolation</w:t>
-      </w:r>
-    </w:p>
-    <w:p>
-      <w:pPr>
-        <w:rPr>
-          <w:b/>
-          <w:bCs/>
-        </w:rPr>
-      </w:pPr>
-      <w:r>
-        <w:rPr>
-          <w:b/>
-          <w:bCs/>
-        </w:rPr>
-        <w:t>macOS (Intel only)</w:t>
-      </w:r>
-    </w:p>
-    <w:p>
-      <w:r>
-        <w:t>brew install ninja meson python@3.14</w:t>
-      </w:r>
-    </w:p>
-    <w:p>
-      <w:r>
-        <w:t>pip install meson-python</w:t>
-      </w:r>
-    </w:p>
-    <w:p>
-      <w:r>
-        <w:t>pip install -</w:t>
-      </w:r>
-      <w:proofErr w:type="gramStart"/>
-      <w:r>
-        <w:t>e .</w:t>
-      </w:r>
-      <w:proofErr w:type="gramEnd"/>
-      <w:r>
-        <w:t xml:space="preserve"> --no-build-isolation</w:t>
-      </w:r>
-    </w:p>
-    <w:p>
-      <w:r>
-        <w:t>Apple Silicon (M1/M2/M3/M4) is ARM — build will fail at the RDSEED intrinsic check with a clear error message. This is intentional.</w:t>
-      </w:r>
-    </w:p>
-    <w:p>
-      <w:pPr>
-        <w:rPr>
-          <w:b/>
-          <w:bCs/>
-        </w:rPr>
-      </w:pPr>
-      <w:r>
-        <w:rPr>
-          <w:b/>
-          <w:bCs/>
-        </w:rPr>
-        <w:t>Windows — MSYS2 UCRT64 (GCC build)</w:t>
-      </w:r>
-    </w:p>
-    <w:p>
-      <w:r>
-        <w:t>This produces a GCC-</w:t>
-      </w:r>
-      <w:proofErr w:type="gramStart"/>
-      <w:r>
-        <w:t>compiled .</w:t>
-      </w:r>
-      <w:proofErr w:type="spellStart"/>
-      <w:r>
-        <w:t>pyd</w:t>
-      </w:r>
-      <w:proofErr w:type="spellEnd"/>
-      <w:proofErr w:type="gramEnd"/>
-      <w:r>
-        <w:t xml:space="preserve"> linked against UCRT64 Python. Install into a dedicated UCRT64 </w:t>
-      </w:r>
-      <w:proofErr w:type="spellStart"/>
-      <w:r>
-        <w:t>venv</w:t>
-      </w:r>
-      <w:proofErr w:type="spellEnd"/>
-      <w:r>
-        <w:t xml:space="preserve"> to keep it isolated from any Windows Python installation.</w:t>
-      </w:r>
-    </w:p>
-    <w:p>
-      <w:r>
-        <w:rPr>
-          <w:b/>
-          <w:bCs/>
-        </w:rPr>
-        <w:t>1. Install MSYS2</w:t>
-      </w:r>
-      <w:r>
-        <w:t xml:space="preserve"> from https://www.msys2.org and open the </w:t>
-      </w:r>
-      <w:r>
-        <w:rPr>
-          <w:b/>
-          <w:bCs/>
-        </w:rPr>
-        <w:t>UCRT64</w:t>
-      </w:r>
-      <w:r>
-        <w:t xml:space="preserve"> shell.</w:t>
-      </w:r>
-    </w:p>
-    <w:p>
-      <w:r>
-        <w:rPr>
-          <w:b/>
-          <w:bCs/>
-        </w:rPr>
-        <w:t xml:space="preserve">2. Install system dependencies via </w:t>
-      </w:r>
-      <w:proofErr w:type="spellStart"/>
-      <w:r>
-        <w:rPr>
-          <w:b/>
-          <w:bCs/>
-        </w:rPr>
-        <w:t>pacman</w:t>
-      </w:r>
-      <w:proofErr w:type="spellEnd"/>
-      <w:r>
-        <w:rPr>
-          <w:b/>
-          <w:bCs/>
-        </w:rPr>
-        <w:t>:</w:t>
-      </w:r>
-    </w:p>
-    <w:p>
-      <w:proofErr w:type="spellStart"/>
-      <w:r>
-        <w:t>pacman</w:t>
-      </w:r>
-      <w:proofErr w:type="spellEnd"/>
-      <w:r>
-        <w:t xml:space="preserve"> -S mingw-w64-ucrt-x86_64-python \</w:t>
-      </w:r>
-    </w:p>
-    <w:p>
-      <w:r>
-        <w:t xml:space="preserve">           mingw-w64-ucrt-x86_64-gcc \</w:t>
-      </w:r>
-    </w:p>
-    <w:p>
-      <w:r>
-        <w:t xml:space="preserve">           mingw-w64-ucrt-x86_64-meson \</w:t>
-      </w:r>
-    </w:p>
-    <w:p>
-      <w:r>
-        <w:t xml:space="preserve">           mingw-w64-ucrt-x86_64-ninja</w:t>
-      </w:r>
-    </w:p>
-    <w:p>
-      <w:r>
-        <w:t xml:space="preserve">Do </w:t>
-      </w:r>
-      <w:r>
-        <w:rPr>
-          <w:b/>
-          <w:bCs/>
-        </w:rPr>
-        <w:t>not</w:t>
-      </w:r>
-      <w:r>
-        <w:t xml:space="preserve"> use pip install ninja — the ninja </w:t>
-      </w:r>
-      <w:proofErr w:type="spellStart"/>
-      <w:r>
-        <w:t>PyPI</w:t>
-      </w:r>
-      <w:proofErr w:type="spellEnd"/>
-      <w:r>
-        <w:t xml:space="preserve"> package fails to build under UCRT64 GCC 16 due to an </w:t>
-      </w:r>
-      <w:proofErr w:type="spellStart"/>
-      <w:r>
-        <w:t>mkdtemp</w:t>
-      </w:r>
-      <w:proofErr w:type="spellEnd"/>
-      <w:r>
-        <w:t xml:space="preserve"> symbol ambiguity. The </w:t>
-      </w:r>
-      <w:proofErr w:type="spellStart"/>
-      <w:r>
-        <w:t>pacman</w:t>
-      </w:r>
-      <w:proofErr w:type="spellEnd"/>
-      <w:r>
-        <w:t xml:space="preserve"> ninja is correct.</w:t>
-      </w:r>
-    </w:p>
-    <w:p>
-      <w:r>
-        <w:rPr>
-          <w:b/>
-          <w:bCs/>
-        </w:rPr>
-        <w:t xml:space="preserve">3. Create a dedicated UCRT64 </w:t>
-      </w:r>
-      <w:proofErr w:type="spellStart"/>
-      <w:r>
-        <w:rPr>
-          <w:b/>
-          <w:bCs/>
-        </w:rPr>
-        <w:t>venv</w:t>
-      </w:r>
-      <w:proofErr w:type="spellEnd"/>
-      <w:r>
-        <w:rPr>
-          <w:b/>
-          <w:bCs/>
-        </w:rPr>
-        <w:t>:</w:t>
-      </w:r>
-    </w:p>
-    <w:p>
-      <w:r>
-        <w:t xml:space="preserve">/ucrt64/bin/python -m </w:t>
-      </w:r>
-      <w:proofErr w:type="spellStart"/>
-      <w:r>
-        <w:t>venv</w:t>
-      </w:r>
-      <w:proofErr w:type="spellEnd"/>
-      <w:r>
-        <w:t xml:space="preserve"> ~/venv-ucrt64</w:t>
-      </w:r>
-    </w:p>
-    <w:p>
-      <w:r>
-        <w:t>source ~/venv-ucrt64/bin/activate   # note: bin/ not Scripts/ — Linux convention</w:t>
-      </w:r>
-    </w:p>
-    <w:p>
-      <w:r>
-        <w:rPr>
-          <w:b/>
-          <w:bCs/>
-        </w:rPr>
-        <w:t>4. Install the Python build backend:</w:t>
-      </w:r>
-    </w:p>
-    <w:p>
-      <w:r>
-        <w:t>pip install meson-python meson --no-build-isolation</w:t>
-      </w:r>
-    </w:p>
-    <w:p>
-      <w:r>
-        <w:t xml:space="preserve"># --no-build-isolation uses </w:t>
-      </w:r>
-      <w:proofErr w:type="spellStart"/>
-      <w:r>
-        <w:t>pacman's</w:t>
-      </w:r>
-      <w:proofErr w:type="spellEnd"/>
-      <w:r>
-        <w:t xml:space="preserve"> </w:t>
-      </w:r>
-      <w:proofErr w:type="spellStart"/>
-      <w:r>
-        <w:t>meson+ninja</w:t>
-      </w:r>
-      <w:proofErr w:type="spellEnd"/>
-      <w:r>
-        <w:t xml:space="preserve"> instead of pulling from </w:t>
-      </w:r>
-      <w:proofErr w:type="spellStart"/>
-      <w:r>
-        <w:t>PyPI</w:t>
-      </w:r>
-      <w:proofErr w:type="spellEnd"/>
-    </w:p>
-    <w:p>
-      <w:r>
-        <w:rPr>
-          <w:b/>
-          <w:bCs/>
-        </w:rPr>
-        <w:t>5. Clone and build:</w:t>
-      </w:r>
-    </w:p>
-    <w:p>
-      <w:r>
-        <w:t>git clone https://github.com/youruser/hwrng.git</w:t>
-      </w:r>
-    </w:p>
-    <w:p>
-      <w:r>
-        <w:t xml:space="preserve">cd </w:t>
-      </w:r>
-      <w:proofErr w:type="spellStart"/>
-      <w:r>
-        <w:t>hwrng</w:t>
-      </w:r>
-      <w:proofErr w:type="spellEnd"/>
-    </w:p>
-    <w:p>
-      <w:r>
-        <w:t>pip install -</w:t>
-      </w:r>
-      <w:proofErr w:type="gramStart"/>
-      <w:r>
-        <w:t>e .</w:t>
-      </w:r>
-      <w:proofErr w:type="gramEnd"/>
-      <w:r>
-        <w:t xml:space="preserve"> --no-build-isolation</w:t>
-      </w:r>
-    </w:p>
-    <w:p>
-      <w:r>
-        <w:rPr>
-          <w:b/>
-          <w:bCs/>
-        </w:rPr>
-        <w:t>6. Verify the build:</w:t>
-      </w:r>
-    </w:p>
-    <w:p>
-      <w:r>
-        <w:t># Should show True on supported hardware</w:t>
-      </w:r>
-    </w:p>
-    <w:p>
-      <w:r>
-        <w:t xml:space="preserve">python -c "import </w:t>
-      </w:r>
-      <w:proofErr w:type="spellStart"/>
-      <w:r>
-        <w:t>hwrng</w:t>
-      </w:r>
-      <w:proofErr w:type="spellEnd"/>
-      <w:r>
-        <w:t>; print(</w:t>
-      </w:r>
-      <w:proofErr w:type="spellStart"/>
-      <w:r>
-        <w:t>hwrng.has_</w:t>
-      </w:r>
-      <w:proofErr w:type="gramStart"/>
-      <w:r>
-        <w:t>rdseed</w:t>
-      </w:r>
-      <w:proofErr w:type="spellEnd"/>
-      <w:r>
-        <w:t>(</w:t>
-      </w:r>
-      <w:proofErr w:type="gramEnd"/>
-      <w:r>
-        <w:t>))"</w:t>
-      </w:r>
-    </w:p>
-    <w:p/>
-    <w:p>
-      <w:r>
-        <w:t># 64 bytes of raw hardware entropy</w:t>
-      </w:r>
-    </w:p>
-    <w:p>
-      <w:r>
-        <w:t xml:space="preserve">python -c "import </w:t>
-      </w:r>
-      <w:proofErr w:type="spellStart"/>
-      <w:r>
-        <w:t>hwrng</w:t>
-      </w:r>
-      <w:proofErr w:type="spellEnd"/>
-      <w:r>
-        <w:t>; print(</w:t>
-      </w:r>
-      <w:proofErr w:type="spellStart"/>
-      <w:proofErr w:type="gramStart"/>
-      <w:r>
-        <w:t>hwrng.rdseed</w:t>
-      </w:r>
-      <w:proofErr w:type="gramEnd"/>
-      <w:r>
-        <w:t>_raw_bytes</w:t>
-      </w:r>
-      <w:proofErr w:type="spellEnd"/>
-      <w:r>
-        <w:t>(64</w:t>
-      </w:r>
-      <w:proofErr w:type="gramStart"/>
-      <w:r>
-        <w:t>).hex</w:t>
-      </w:r>
-      <w:proofErr w:type="gramEnd"/>
-      <w:r>
-        <w:t>())"</w:t>
-      </w:r>
-    </w:p>
-    <w:p/>
-    <w:p>
-      <w:r>
-        <w:lastRenderedPageBreak/>
-        <w:t xml:space="preserve"># Confirm it loaded from the UCRT64 </w:t>
-      </w:r>
-      <w:proofErr w:type="spellStart"/>
-      <w:r>
-        <w:t>venv</w:t>
-      </w:r>
-      <w:proofErr w:type="spellEnd"/>
-      <w:r>
-        <w:t>, not a Windows Python installation</w:t>
-      </w:r>
-    </w:p>
-    <w:p>
-      <w:r>
-        <w:t xml:space="preserve">python -c "import </w:t>
-      </w:r>
-      <w:proofErr w:type="spellStart"/>
-      <w:r>
-        <w:t>hwrng</w:t>
-      </w:r>
-      <w:proofErr w:type="spellEnd"/>
-      <w:r>
-        <w:t xml:space="preserve">, </w:t>
-      </w:r>
-      <w:proofErr w:type="spellStart"/>
-      <w:proofErr w:type="gramStart"/>
-      <w:r>
-        <w:t>importlib.util</w:t>
-      </w:r>
-      <w:proofErr w:type="spellEnd"/>
-      <w:proofErr w:type="gramEnd"/>
-      <w:r>
-        <w:t>; print(</w:t>
-      </w:r>
-      <w:proofErr w:type="spellStart"/>
-      <w:proofErr w:type="gramStart"/>
-      <w:r>
-        <w:t>importlib.util</w:t>
-      </w:r>
-      <w:proofErr w:type="gramEnd"/>
-      <w:r>
-        <w:t>.find_spec</w:t>
-      </w:r>
-      <w:proofErr w:type="spellEnd"/>
-      <w:r>
-        <w:t>('</w:t>
-      </w:r>
-      <w:proofErr w:type="spellStart"/>
-      <w:r>
-        <w:t>hwrng</w:t>
-      </w:r>
-      <w:proofErr w:type="spellEnd"/>
-      <w:r>
-        <w:t>'</w:t>
-      </w:r>
-      <w:proofErr w:type="gramStart"/>
-      <w:r>
-        <w:t>).origin</w:t>
-      </w:r>
-      <w:proofErr w:type="gramEnd"/>
-      <w:r>
-        <w:t>)"</w:t>
-      </w:r>
-    </w:p>
-    <w:p>
-      <w:r>
-        <w:t>The wheel produced will be named hwrng-1.0.0-cp314-cp314-mingw_x86_64_ucrt_gnu.whl.</w:t>
-      </w:r>
-    </w:p>
-    <w:p>
-      <w:pPr>
-        <w:rPr>
-          <w:b/>
-          <w:bCs/>
-        </w:rPr>
-      </w:pPr>
-      <w:r>
-        <w:rPr>
-          <w:b/>
-          <w:bCs/>
-        </w:rPr>
-        <w:t>Windows — MSVC (Windows Python build)</w:t>
-      </w:r>
-    </w:p>
-    <w:p>
-      <w:r>
-        <w:t>This produces an MSVC-</w:t>
-      </w:r>
-      <w:proofErr w:type="gramStart"/>
-      <w:r>
-        <w:t>compiled .</w:t>
-      </w:r>
-      <w:proofErr w:type="spellStart"/>
-      <w:r>
-        <w:t>pyd</w:t>
-      </w:r>
-      <w:proofErr w:type="spellEnd"/>
-      <w:proofErr w:type="gramEnd"/>
-      <w:r>
-        <w:t xml:space="preserve"> linked against the official python.org Python. Use this if you need the extension in a standard Windows Python environment.</w:t>
-      </w:r>
-    </w:p>
-    <w:p>
-      <w:r>
-        <w:rPr>
-          <w:b/>
-          <w:bCs/>
-        </w:rPr>
-        <w:t>Requirements:</w:t>
-      </w:r>
-    </w:p>
-    <w:p>
-      <w:pPr>
-        <w:numPr>
-          <w:ilvl w:val="0"/>
-          <w:numId w:val="2"/>
-        </w:numPr>
-      </w:pPr>
-      <w:r>
-        <w:t>Python 3.14 from https://python.org</w:t>
-      </w:r>
-    </w:p>
-    <w:p>
-      <w:pPr>
-        <w:numPr>
-          <w:ilvl w:val="0"/>
-          <w:numId w:val="2"/>
-        </w:numPr>
-      </w:pPr>
-      <w:r>
-        <w:t>Visual Studio 2022 Build Tools with "Desktop development with C++" workload</w:t>
-      </w:r>
-    </w:p>
-    <w:p>
-      <w:pPr>
-        <w:numPr>
-          <w:ilvl w:val="0"/>
-          <w:numId w:val="2"/>
-        </w:numPr>
-      </w:pPr>
-      <w:r>
-        <w:t xml:space="preserve">MSYS2 UCRT64 for meson and ninja (or install via pip in a clean </w:t>
-      </w:r>
-      <w:proofErr w:type="spellStart"/>
-      <w:r>
-        <w:t>venv</w:t>
-      </w:r>
-      <w:proofErr w:type="spellEnd"/>
-      <w:r>
-        <w:t>)</w:t>
-      </w:r>
-    </w:p>
-    <w:p>
-      <w:r>
-        <w:t xml:space="preserve">python -m </w:t>
-      </w:r>
-      <w:proofErr w:type="spellStart"/>
-      <w:r>
-        <w:t>venv</w:t>
-      </w:r>
-      <w:proofErr w:type="spellEnd"/>
-      <w:r>
-        <w:t xml:space="preserve"> </w:t>
-      </w:r>
-      <w:proofErr w:type="spellStart"/>
-      <w:r>
-        <w:t>venv</w:t>
-      </w:r>
-      <w:proofErr w:type="spellEnd"/>
-    </w:p>
-    <w:p>
-      <w:proofErr w:type="spellStart"/>
-      <w:r>
-        <w:t>venv</w:t>
-      </w:r>
-      <w:proofErr w:type="spellEnd"/>
-      <w:r>
-        <w:t>\Scripts\activate</w:t>
-      </w:r>
-    </w:p>
-    <w:p>
-      <w:r>
-        <w:t>pip install meson-python meson ninja</w:t>
-      </w:r>
-    </w:p>
-    <w:p>
-      <w:r>
-        <w:t>pip install -</w:t>
-      </w:r>
-      <w:proofErr w:type="gramStart"/>
-      <w:r>
-        <w:t>e .</w:t>
-      </w:r>
-      <w:proofErr w:type="gramEnd"/>
-      <w:r>
-        <w:t xml:space="preserve"> --no-build-isolation</w:t>
-      </w:r>
-    </w:p>
-    <w:p>
-      <w:r>
-        <w:t xml:space="preserve">meson auto-detects MSVC via </w:t>
-      </w:r>
-      <w:proofErr w:type="spellStart"/>
-      <w:r>
-        <w:t>cc.get_</w:t>
-      </w:r>
-      <w:proofErr w:type="gramStart"/>
-      <w:r>
-        <w:t>id</w:t>
-      </w:r>
-      <w:proofErr w:type="spellEnd"/>
-      <w:r>
-        <w:t>(</w:t>
-      </w:r>
-      <w:proofErr w:type="gramEnd"/>
-      <w:r>
-        <w:t>) == '</w:t>
-      </w:r>
-      <w:proofErr w:type="spellStart"/>
-      <w:r>
-        <w:t>msvc</w:t>
-      </w:r>
-      <w:proofErr w:type="spellEnd"/>
-      <w:r>
-        <w:t>' and applies /</w:t>
-      </w:r>
-      <w:proofErr w:type="gramStart"/>
-      <w:r>
-        <w:t>arch:AVX</w:t>
-      </w:r>
-      <w:proofErr w:type="gramEnd"/>
-      <w:r>
-        <w:t>2 /O2 flags. No manual compiler selection needed.</w:t>
-      </w:r>
-    </w:p>
-    <w:p>
-      <w:r>
-        <w:pict w14:anchorId="0E231027">
-          <v:rect id="_x0000_i1064" style="width:0;height:1.5pt" o:hralign="center" o:hrstd="t" o:hr="t" fillcolor="#a0a0a0" stroked="f"/>
-        </w:pict>
-      </w:r>
-    </w:p>
-    <w:p>
-      <w:pPr>
-        <w:rPr>
-          <w:b/>
-          <w:bCs/>
-        </w:rPr>
-      </w:pPr>
-      <w:r>
-        <w:rPr>
-          <w:b/>
-          <w:bCs/>
-        </w:rPr>
-        <w:t>Build system internals</w:t>
-      </w:r>
-    </w:p>
-    <w:p>
-      <w:r>
-        <w:t xml:space="preserve">The build uses meson-python as the PEP 517 backend. </w:t>
-      </w:r>
-      <w:proofErr w:type="spellStart"/>
-      <w:proofErr w:type="gramStart"/>
-      <w:r>
-        <w:t>meson.build</w:t>
-      </w:r>
-      <w:proofErr w:type="spellEnd"/>
-      <w:proofErr w:type="gramEnd"/>
-      <w:r>
-        <w:t xml:space="preserve"> handles three compiler paths automatically:</w:t>
-      </w:r>
-    </w:p>
-    <w:tbl>
-      <w:tblPr>
-        <w:tblW w:w="0" w:type="auto"/>
-        <w:tblCellSpacing w:w="15" w:type="dxa"/>
-        <w:tblCellMar>
-          <w:top w:w="15" w:type="dxa"/>
-          <w:left w:w="15" w:type="dxa"/>
-          <w:bottom w:w="15" w:type="dxa"/>
-          <w:right w:w="15" w:type="dxa"/>
-        </w:tblCellMar>
-        <w:tblLook w:val="04A0" w:firstRow="1" w:lastRow="0" w:firstColumn="1" w:lastColumn="0" w:noHBand="0" w:noVBand="1"/>
-      </w:tblPr>
-      <w:tblGrid>
-        <w:gridCol w:w="2113"/>
-        <w:gridCol w:w="1556"/>
-        <w:gridCol w:w="3564"/>
-      </w:tblGrid>
-      <w:tr>
-        <w:trPr>
-          <w:tblHeader/>
-          <w:tblCellSpacing w:w="15" w:type="dxa"/>
-        </w:trPr>
-        <w:tc>
-          <w:tcPr>
-            <w:tcW w:w="0" w:type="auto"/>
-            <w:vAlign w:val="center"/>
-            <w:hideMark/>
-          </w:tcPr>
-          <w:p>
-            <w:pPr>
-              <w:rPr>
-                <w:b/>
-                <w:bCs/>
-              </w:rPr>
-            </w:pPr>
-            <w:r>
-              <w:rPr>
-                <w:b/>
-                <w:bCs/>
-              </w:rPr>
-              <w:t>Compiler detected</w:t>
+              <w:t>Likely cause</w:t>
             </w:r>
           </w:p>
         </w:tc>
@@ -1288,29 +725,7 @@
                 <w:b/>
                 <w:bCs/>
               </w:rPr>
-              <w:t>Platform</w:t>
-            </w:r>
-          </w:p>
-        </w:tc>
-        <w:tc>
-          <w:tcPr>
-            <w:tcW w:w="0" w:type="auto"/>
-            <w:vAlign w:val="center"/>
-            <w:hideMark/>
-          </w:tcPr>
-          <w:p>
-            <w:pPr>
-              <w:rPr>
-                <w:b/>
-                <w:bCs/>
-              </w:rPr>
-            </w:pPr>
-            <w:r>
-              <w:rPr>
-                <w:b/>
-                <w:bCs/>
-              </w:rPr>
-              <w:t>Flags applied</w:t>
+              <w:t>Fix</w:t>
             </w:r>
           </w:p>
         </w:tc>
@@ -1326,13 +741,8 @@
             <w:hideMark/>
           </w:tcPr>
           <w:p>
-            <w:proofErr w:type="spellStart"/>
             <w:r>
-              <w:t>msvc</w:t>
-            </w:r>
-            <w:proofErr w:type="spellEnd"/>
-            <w:r>
-              <w:t xml:space="preserve"> / clang-cl</w:t>
+              <w:t>pip install ninja fails building from source on MSYS2</w:t>
             </w:r>
           </w:p>
         </w:tc>
@@ -1344,7 +754,7 @@
           </w:tcPr>
           <w:p>
             <w:r>
-              <w:t>Windows MSVC</w:t>
+              <w:t>PyPI ninja wheel targets Windows CRT, not UCRT</w:t>
             </w:r>
           </w:p>
         </w:tc>
@@ -1356,15 +766,7 @@
           </w:tcPr>
           <w:p>
             <w:r>
-              <w:t>/</w:t>
-            </w:r>
-            <w:proofErr w:type="gramStart"/>
-            <w:r>
-              <w:t>arch:AVX</w:t>
-            </w:r>
-            <w:proofErr w:type="gramEnd"/>
-            <w:r>
-              <w:t>2 /O2, links python3.lib</w:t>
+              <w:t>Use pacman or self-built Ninja (Step 2)</w:t>
             </w:r>
           </w:p>
         </w:tc>
@@ -1380,13 +782,8 @@
             <w:hideMark/>
           </w:tcPr>
           <w:p>
-            <w:proofErr w:type="spellStart"/>
             <w:r>
-              <w:t>gcc</w:t>
-            </w:r>
-            <w:proofErr w:type="spellEnd"/>
-            <w:r>
-              <w:t xml:space="preserve"> / clang on Darwin</w:t>
+              <w:t>Wheel tag shows win_amd64 instead of mingw_x86_64_ucrt_gnu</w:t>
             </w:r>
           </w:p>
         </w:tc>
@@ -1398,7 +795,7 @@
           </w:tcPr>
           <w:p>
             <w:r>
-              <w:t>macOS</w:t>
+              <w:t>Wrong Python picked up — Windows Python instead of MSYS2 Python</w:t>
             </w:r>
           </w:p>
         </w:tc>
@@ -1410,15 +807,61 @@
           </w:tcPr>
           <w:p>
             <w:r>
-              <w:t>-</w:t>
+              <w:t xml:space="preserve">Re-activate venv-ucrt64, recheck </w:t>
             </w:r>
-            <w:proofErr w:type="spellStart"/>
+            <w:proofErr w:type="gramStart"/>
             <w:r>
-              <w:t>mrdseed</w:t>
+              <w:t>sys.prefix</w:t>
             </w:r>
-            <w:proofErr w:type="spellEnd"/>
+            <w:proofErr w:type="gramEnd"/>
+          </w:p>
+        </w:tc>
+      </w:tr>
+      <w:tr>
+        <w:trPr>
+          <w:tblCellSpacing w:w="15" w:type="dxa"/>
+        </w:trPr>
+        <w:tc>
+          <w:tcPr>
+            <w:tcW w:w="0" w:type="auto"/>
+            <w:vAlign w:val="center"/>
+            <w:hideMark/>
+          </w:tcPr>
+          <w:p>
             <w:r>
-              <w:t xml:space="preserve"> -msse2 -march=native -O2</w:t>
+              <w:t>ninja_test fails to compile with mkdtemp ambiguity</w:t>
+            </w:r>
+          </w:p>
+        </w:tc>
+        <w:tc>
+          <w:tcPr>
+            <w:tcW w:w="0" w:type="auto"/>
+            <w:vAlign w:val="center"/>
+            <w:hideMark/>
+          </w:tcPr>
+          <w:p>
+            <w:r>
+              <w:t xml:space="preserve">Newer UCRT headers now declare </w:t>
+            </w:r>
+            <w:proofErr w:type="gramStart"/>
+            <w:r>
+              <w:t>mkdtemp(</w:t>
+            </w:r>
+            <w:proofErr w:type="gramEnd"/>
+            <w:r>
+              <w:t>), conflicting with Ninja's own shim</w:t>
+            </w:r>
+          </w:p>
+        </w:tc>
+        <w:tc>
+          <w:tcPr>
+            <w:tcW w:w="0" w:type="auto"/>
+            <w:vAlign w:val="center"/>
+            <w:hideMark/>
+          </w:tcPr>
+          <w:p>
+            <w:r>
+              <w:t>Build only the ninja target, skip ninja_test</w:t>
             </w:r>
           </w:p>
         </w:tc>
@@ -1434,13 +877,8 @@
             <w:hideMark/>
           </w:tcPr>
           <w:p>
-            <w:proofErr w:type="spellStart"/>
             <w:r>
-              <w:t>gcc</w:t>
-            </w:r>
-            <w:proofErr w:type="spellEnd"/>
-            <w:r>
-              <w:t xml:space="preserve"> / clang elsewhere</w:t>
+              <w:t>ldd build/ninja.exe shows msvcrt.dll</w:t>
             </w:r>
           </w:p>
         </w:tc>
@@ -1452,7 +890,7 @@
           </w:tcPr>
           <w:p>
             <w:r>
-              <w:t>Linux, MSYS2</w:t>
+              <w:t>Wrong shell used — not UCRT64</w:t>
             </w:r>
           </w:p>
         </w:tc>
@@ -1464,262 +902,12 @@
           </w:tcPr>
           <w:p>
             <w:r>
-              <w:t>-</w:t>
-            </w:r>
-            <w:proofErr w:type="spellStart"/>
-            <w:r>
-              <w:t>mrdseed</w:t>
-            </w:r>
-            <w:proofErr w:type="spellEnd"/>
-            <w:r>
-              <w:t xml:space="preserve"> -msse2 -O2</w:t>
+              <w:t>Rebuild from the MSYS2 UCRT64 shell specifically</w:t>
             </w:r>
           </w:p>
         </w:tc>
       </w:tr>
     </w:tbl>
-    <w:p>
-      <w:proofErr w:type="spellStart"/>
-      <w:r>
-        <w:t>Py_LIMITED_API</w:t>
-      </w:r>
-      <w:proofErr w:type="spellEnd"/>
-      <w:r>
-        <w:t xml:space="preserve"> 0x030e0000 (Python 3.14) is set in all paths — the extension uses the stable ABI and will work with any Python 3.14+ without recompilation.</w:t>
-      </w:r>
-    </w:p>
-    <w:p>
-      <w:r>
-        <w:t>The build fails fast with a clear error if:</w:t>
-      </w:r>
-    </w:p>
-    <w:p>
-      <w:pPr>
-        <w:numPr>
-          <w:ilvl w:val="0"/>
-          <w:numId w:val="3"/>
-        </w:numPr>
-      </w:pPr>
-      <w:r>
-        <w:t>The CPU/compiler does not support RDSEED intrinsics</w:t>
-      </w:r>
-    </w:p>
-    <w:p>
-      <w:pPr>
-        <w:numPr>
-          <w:ilvl w:val="0"/>
-          <w:numId w:val="3"/>
-        </w:numPr>
-      </w:pPr>
-      <w:r>
-        <w:t>The target is ARM (Apple Silicon or otherwise)</w:t>
-      </w:r>
-    </w:p>
-    <w:p>
-      <w:r>
-        <w:pict w14:anchorId="722F73C5">
-          <v:rect id="_x0000_i1065" style="width:0;height:1.5pt" o:hralign="center" o:hrstd="t" o:hr="t" fillcolor="#a0a0a0" stroked="f"/>
-        </w:pict>
-      </w:r>
-    </w:p>
-    <w:p>
-      <w:pPr>
-        <w:rPr>
-          <w:b/>
-          <w:bCs/>
-        </w:rPr>
-      </w:pPr>
-      <w:r>
-        <w:rPr>
-          <w:b/>
-          <w:bCs/>
-        </w:rPr>
-        <w:t>Troubleshooting</w:t>
-      </w:r>
-    </w:p>
-    <w:p>
-      <w:r>
-        <w:rPr>
-          <w:b/>
-          <w:bCs/>
-        </w:rPr>
-        <w:t>error: externally-managed-environment (MSYS2)</w:t>
-      </w:r>
-      <w:r>
-        <w:t xml:space="preserve"> MSYS2 protects its system Python from pip. Always use a </w:t>
-      </w:r>
-      <w:proofErr w:type="spellStart"/>
-      <w:r>
-        <w:t>venv</w:t>
-      </w:r>
-      <w:proofErr w:type="spellEnd"/>
-      <w:r>
-        <w:t>:</w:t>
-      </w:r>
-    </w:p>
-    <w:p>
-      <w:r>
-        <w:t xml:space="preserve">/ucrt64/bin/python -m </w:t>
-      </w:r>
-      <w:proofErr w:type="spellStart"/>
-      <w:r>
-        <w:t>venv</w:t>
-      </w:r>
-      <w:proofErr w:type="spellEnd"/>
-      <w:r>
-        <w:t xml:space="preserve"> ~/venv-ucrt64</w:t>
-      </w:r>
-    </w:p>
-    <w:p>
-      <w:r>
-        <w:t>source ~/venv-ucrt64/bin/activate</w:t>
-      </w:r>
-    </w:p>
-    <w:p>
-      <w:r>
-        <w:rPr>
-          <w:b/>
-          <w:bCs/>
-        </w:rPr>
-        <w:lastRenderedPageBreak/>
-        <w:t>Failed building wheel for ninja (MSYS2)</w:t>
-      </w:r>
-      <w:r>
-        <w:t xml:space="preserve"> Do not install ninja via pip under MSYS2. Install via </w:t>
-      </w:r>
-      <w:proofErr w:type="spellStart"/>
-      <w:r>
-        <w:t>pacman</w:t>
-      </w:r>
-      <w:proofErr w:type="spellEnd"/>
-      <w:r>
-        <w:t xml:space="preserve"> and use --no-build-isolation so the build picks up /ucrt64/bin/ninja instead.</w:t>
-      </w:r>
-    </w:p>
-    <w:p>
-      <w:r>
-        <w:rPr>
-          <w:b/>
-          <w:bCs/>
-        </w:rPr>
-        <w:t>bash: .../Scripts/activate: No such file or directory (MSYS2)</w:t>
-      </w:r>
-      <w:r>
-        <w:t xml:space="preserve"> UCRT64 Python creates bin/ not Scripts/. Use source ~/venv-ucrt64/bin/activate.</w:t>
-      </w:r>
-    </w:p>
-    <w:p>
-      <w:r>
-        <w:rPr>
-          <w:b/>
-          <w:bCs/>
-        </w:rPr>
-        <w:t>RDSEED exhausted — hardware entropy depleted</w:t>
-      </w:r>
-      <w:r>
-        <w:t xml:space="preserve"> </w:t>
-      </w:r>
-      <w:proofErr w:type="gramStart"/>
-      <w:r>
-        <w:t>The</w:t>
-      </w:r>
-      <w:proofErr w:type="gramEnd"/>
-      <w:r>
-        <w:t xml:space="preserve"> hardware entropy pool was drained. Reduce request size, increase </w:t>
-      </w:r>
-      <w:proofErr w:type="spellStart"/>
-      <w:r>
-        <w:t>max_retries</w:t>
-      </w:r>
-      <w:proofErr w:type="spellEnd"/>
-      <w:r>
-        <w:t>, or add a small delay between calls. On AMD Zen 5, update CPU microcode.</w:t>
-      </w:r>
-    </w:p>
-    <w:p>
-      <w:r>
-        <w:rPr>
-          <w:b/>
-          <w:bCs/>
-        </w:rPr>
-        <w:t xml:space="preserve">Wrong Python loaded (Windows </w:t>
-      </w:r>
-      <w:proofErr w:type="spellStart"/>
-      <w:r>
-        <w:rPr>
-          <w:b/>
-          <w:bCs/>
-        </w:rPr>
-        <w:t>venv</w:t>
-      </w:r>
-      <w:proofErr w:type="spellEnd"/>
-      <w:r>
-        <w:rPr>
-          <w:b/>
-          <w:bCs/>
-        </w:rPr>
-        <w:t xml:space="preserve"> shadowing UCRT64)</w:t>
-      </w:r>
-      <w:r>
-        <w:t xml:space="preserve"> If which python shows a path under a Windows </w:t>
-      </w:r>
-      <w:proofErr w:type="spellStart"/>
-      <w:r>
-        <w:t>venv's</w:t>
-      </w:r>
-      <w:proofErr w:type="spellEnd"/>
-      <w:r>
-        <w:t xml:space="preserve"> Scripts/, that </w:t>
-      </w:r>
-      <w:proofErr w:type="spellStart"/>
-      <w:r>
-        <w:t>venv</w:t>
-      </w:r>
-      <w:proofErr w:type="spellEnd"/>
-      <w:r>
-        <w:t xml:space="preserve"> is ahead in PATH. Strip it for the session:</w:t>
-      </w:r>
-    </w:p>
-    <w:p>
-      <w:r>
-        <w:t>export PATH=$(echo "$PATH" | tr ':' '\n' | grep -v '/home/juhi/</w:t>
-      </w:r>
-      <w:proofErr w:type="spellStart"/>
-      <w:r>
-        <w:t>venv</w:t>
-      </w:r>
-      <w:proofErr w:type="spellEnd"/>
-      <w:r>
-        <w:t>/Scripts' | tr '\n' ':')</w:t>
-      </w:r>
-    </w:p>
-    <w:p>
-      <w:r>
-        <w:pict w14:anchorId="217930F9">
-          <v:rect id="_x0000_i1066" style="width:0;height:1.5pt" o:hralign="center" o:hrstd="t" o:hr="t" fillcolor="#a0a0a0" stroked="f"/>
-        </w:pict>
-      </w:r>
-    </w:p>
-    <w:p>
-      <w:pPr>
-        <w:rPr>
-          <w:b/>
-          <w:bCs/>
-        </w:rPr>
-      </w:pPr>
-      <w:r>
-        <w:rPr>
-          <w:b/>
-          <w:bCs/>
-        </w:rPr>
-        <w:t>License</w:t>
-      </w:r>
-    </w:p>
-    <w:p>
-      <w:r>
-        <w:t>MIT</w:t>
-      </w:r>
-    </w:p>
     <w:p/>
     <w:sectPr>
       <w:pgSz w:w="11906" w:h="16838"/>
@@ -1734,6 +922,155 @@
 <file path=word/numbering.xml><?xml version="1.0" encoding="utf-8"?>
 <w:numbering xmlns:wpc="http://schemas.microsoft.com/office/word/2010/wordprocessingCanvas" xmlns:cx="http://schemas.microsoft.com/office/drawing/2014/chartex" xmlns:cx1="http://schemas.microsoft.com/office/drawing/2015/9/8/chartex" xmlns:cx2="http://schemas.microsoft.com/office/drawing/2015/10/21/chartex" xmlns:cx3="http://schemas.microsoft.com/office/drawing/2016/5/9/chartex" xmlns:cx4="http://schemas.microsoft.com/office/drawing/2016/5/10/chartex" xmlns:cx5="http://schemas.microsoft.com/office/drawing/2016/5/11/chartex" xmlns:cx6="http://schemas.microsoft.com/office/drawing/2016/5/12/chartex" xmlns:cx7="http://schemas.microsoft.com/office/drawing/2016/5/13/chartex" xmlns:cx8="http://schemas.microsoft.com/office/drawing/2016/5/14/chartex" xmlns:mc="http://schemas.openxmlformats.org/markup-compatibility/2006" xmlns:aink="http://schemas.microsoft.com/office/drawing/2016/ink" xmlns:am3d="http://schemas.microsoft.com/office/drawing/2017/model3d" xmlns:o="urn:schemas-microsoft-com:office:office" xmlns:oel="http://schemas.microsoft.com/office/2019/extlst" xmlns:r="http://schemas.openxmlformats.org/officeDocument/2006/relationships" xmlns:m="http://schemas.openxmlformats.org/officeDocument/2006/math" xmlns:v="urn:schemas-microsoft-com:vml" xmlns:wp14="http://schemas.microsoft.com/office/word/2010/wordprocessingDrawing" xmlns:wp="http://schemas.openxmlformats.org/drawingml/2006/wordprocessingDrawing" xmlns:w10="urn:schemas-microsoft-com:office:word" xmlns:w="http://schemas.openxmlformats.org/wordprocessingml/2006/main" xmlns:w14="http://schemas.microsoft.com/office/word/2010/wordml" xmlns:w15="http://schemas.microsoft.com/office/word/2012/wordml" xmlns:w16cei="http://schemas.microsoft.com/office/word/2026/wordml/cei" xmlns:w16cex="http://schemas.microsoft.com/office/word/2018/wordml/cex" xmlns:w16cid="http://schemas.microsoft.com/office/word/2016/wordml/cid" xmlns:w16="http://schemas.microsoft.com/office/word/2018/wordml" xmlns:w16du="http://schemas.microsoft.com/office/word/2023/wordml/word16du" xmlns:w16sdtdh="http://schemas.microsoft.com/office/word/2020/wordml/sdtdatahash" xmlns:w16sdtfl="http://schemas.microsoft.com/office/word/2024/wordml/sdtformatlock" xmlns:w16se="http://schemas.microsoft.com/office/word/2015/wordml/symex" xmlns:wpg="http://schemas.microsoft.com/office/word/2010/wordprocessingGroup" xmlns:wpi="http://schemas.microsoft.com/office/word/2010/wordprocessingInk" xmlns:wne="http://schemas.microsoft.com/office/word/2006/wordml" xmlns:wps="http://schemas.microsoft.com/office/word/2010/wordprocessingShape" mc:Ignorable="w14 w15 w16se w16cid w16 w16cex w16sdtdh w16sdtfl w16du wp14">
   <w:abstractNum w:abstractNumId="0" w15:restartNumberingAfterBreak="0">
+    <w:nsid w:val="31F30483"/>
+    <w:multiLevelType w:val="multilevel"/>
+    <w:tmpl w:val="80ACA662"/>
+    <w:lvl w:ilvl="0">
+      <w:start w:val="1"/>
+      <w:numFmt w:val="bullet"/>
+      <w:lvlText w:val=""/>
+      <w:lvlJc w:val="left"/>
+      <w:pPr>
+        <w:tabs>
+          <w:tab w:val="num" w:pos="720"/>
+        </w:tabs>
+        <w:ind w:left="720" w:hanging="360"/>
+      </w:pPr>
+      <w:rPr>
+        <w:rFonts w:ascii="Symbol" w:hAnsi="Symbol" w:hint="default"/>
+        <w:sz w:val="20"/>
+      </w:rPr>
+    </w:lvl>
+    <w:lvl w:ilvl="1" w:tentative="1">
+      <w:start w:val="1"/>
+      <w:numFmt w:val="bullet"/>
+      <w:lvlText w:val="o"/>
+      <w:lvlJc w:val="left"/>
+      <w:pPr>
+        <w:tabs>
+          <w:tab w:val="num" w:pos="1440"/>
+        </w:tabs>
+        <w:ind w:left="1440" w:hanging="360"/>
+      </w:pPr>
+      <w:rPr>
+        <w:rFonts w:ascii="Courier New" w:hAnsi="Courier New" w:hint="default"/>
+        <w:sz w:val="20"/>
+      </w:rPr>
+    </w:lvl>
+    <w:lvl w:ilvl="2" w:tentative="1">
+      <w:start w:val="1"/>
+      <w:numFmt w:val="bullet"/>
+      <w:lvlText w:val=""/>
+      <w:lvlJc w:val="left"/>
+      <w:pPr>
+        <w:tabs>
+          <w:tab w:val="num" w:pos="2160"/>
+        </w:tabs>
+        <w:ind w:left="2160" w:hanging="360"/>
+      </w:pPr>
+      <w:rPr>
+        <w:rFonts w:ascii="Wingdings" w:hAnsi="Wingdings" w:hint="default"/>
+        <w:sz w:val="20"/>
+      </w:rPr>
+    </w:lvl>
+    <w:lvl w:ilvl="3" w:tentative="1">
+      <w:start w:val="1"/>
+      <w:numFmt w:val="bullet"/>
+      <w:lvlText w:val=""/>
+      <w:lvlJc w:val="left"/>
+      <w:pPr>
+        <w:tabs>
+          <w:tab w:val="num" w:pos="2880"/>
+        </w:tabs>
+        <w:ind w:left="2880" w:hanging="360"/>
+      </w:pPr>
+      <w:rPr>
+        <w:rFonts w:ascii="Wingdings" w:hAnsi="Wingdings" w:hint="default"/>
+        <w:sz w:val="20"/>
+      </w:rPr>
+    </w:lvl>
+    <w:lvl w:ilvl="4" w:tentative="1">
+      <w:start w:val="1"/>
+      <w:numFmt w:val="bullet"/>
+      <w:lvlText w:val=""/>
+      <w:lvlJc w:val="left"/>
+      <w:pPr>
+        <w:tabs>
+          <w:tab w:val="num" w:pos="3600"/>
+        </w:tabs>
+        <w:ind w:left="3600" w:hanging="360"/>
+      </w:pPr>
+      <w:rPr>
+        <w:rFonts w:ascii="Wingdings" w:hAnsi="Wingdings" w:hint="default"/>
+        <w:sz w:val="20"/>
+      </w:rPr>
+    </w:lvl>
+    <w:lvl w:ilvl="5" w:tentative="1">
+      <w:start w:val="1"/>
+      <w:numFmt w:val="bullet"/>
+      <w:lvlText w:val=""/>
+      <w:lvlJc w:val="left"/>
+      <w:pPr>
+        <w:tabs>
+          <w:tab w:val="num" w:pos="4320"/>
+        </w:tabs>
+        <w:ind w:left="4320" w:hanging="360"/>
+      </w:pPr>
+      <w:rPr>
+        <w:rFonts w:ascii="Wingdings" w:hAnsi="Wingdings" w:hint="default"/>
+        <w:sz w:val="20"/>
+      </w:rPr>
+    </w:lvl>
+    <w:lvl w:ilvl="6" w:tentative="1">
+      <w:start w:val="1"/>
+      <w:numFmt w:val="bullet"/>
+      <w:lvlText w:val=""/>
+      <w:lvlJc w:val="left"/>
+      <w:pPr>
+        <w:tabs>
+          <w:tab w:val="num" w:pos="5040"/>
+        </w:tabs>
+        <w:ind w:left="5040" w:hanging="360"/>
+      </w:pPr>
+      <w:rPr>
+        <w:rFonts w:ascii="Wingdings" w:hAnsi="Wingdings" w:hint="default"/>
+        <w:sz w:val="20"/>
+      </w:rPr>
+    </w:lvl>
+    <w:lvl w:ilvl="7" w:tentative="1">
+      <w:start w:val="1"/>
+      <w:numFmt w:val="bullet"/>
+      <w:lvlText w:val=""/>
+      <w:lvlJc w:val="left"/>
+      <w:pPr>
+        <w:tabs>
+          <w:tab w:val="num" w:pos="5760"/>
+        </w:tabs>
+        <w:ind w:left="5760" w:hanging="360"/>
+      </w:pPr>
+      <w:rPr>
+        <w:rFonts w:ascii="Wingdings" w:hAnsi="Wingdings" w:hint="default"/>
+        <w:sz w:val="20"/>
+      </w:rPr>
+    </w:lvl>
+    <w:lvl w:ilvl="8" w:tentative="1">
+      <w:start w:val="1"/>
+      <w:numFmt w:val="bullet"/>
+      <w:lvlText w:val=""/>
+      <w:lvlJc w:val="left"/>
+      <w:pPr>
+        <w:tabs>
+          <w:tab w:val="num" w:pos="6480"/>
+        </w:tabs>
+        <w:ind w:left="6480" w:hanging="360"/>
+      </w:pPr>
+      <w:rPr>
+        <w:rFonts w:ascii="Wingdings" w:hAnsi="Wingdings" w:hint="default"/>
+        <w:sz w:val="20"/>
+      </w:rPr>
+    </w:lvl>
+  </w:abstractNum>
+  <w:abstractNum w:abstractNumId="1" w15:restartNumberingAfterBreak="0">
     <w:nsid w:val="42B67E4F"/>
     <w:multiLevelType w:val="multilevel"/>
     <w:tmpl w:val="C4BC0126"/>
@@ -1882,7 +1219,7 @@
       </w:rPr>
     </w:lvl>
   </w:abstractNum>
-  <w:abstractNum w:abstractNumId="1" w15:restartNumberingAfterBreak="0">
+  <w:abstractNum w:abstractNumId="2" w15:restartNumberingAfterBreak="0">
     <w:nsid w:val="4CC434B2"/>
     <w:multiLevelType w:val="multilevel"/>
     <w:tmpl w:val="BD5CE314"/>
@@ -2031,7 +1368,7 @@
       </w:rPr>
     </w:lvl>
   </w:abstractNum>
-  <w:abstractNum w:abstractNumId="2" w15:restartNumberingAfterBreak="0">
+  <w:abstractNum w:abstractNumId="3" w15:restartNumberingAfterBreak="0">
     <w:nsid w:val="6B364486"/>
     <w:multiLevelType w:val="multilevel"/>
     <w:tmpl w:val="214232B4"/>
@@ -2180,14 +1517,169 @@
       </w:rPr>
     </w:lvl>
   </w:abstractNum>
+  <w:abstractNum w:abstractNumId="4" w15:restartNumberingAfterBreak="0">
+    <w:nsid w:val="6F2D5D40"/>
+    <w:multiLevelType w:val="multilevel"/>
+    <w:tmpl w:val="48C2BACC"/>
+    <w:lvl w:ilvl="0">
+      <w:start w:val="1"/>
+      <w:numFmt w:val="bullet"/>
+      <w:lvlText w:val=""/>
+      <w:lvlJc w:val="left"/>
+      <w:pPr>
+        <w:tabs>
+          <w:tab w:val="num" w:pos="720"/>
+        </w:tabs>
+        <w:ind w:left="720" w:hanging="360"/>
+      </w:pPr>
+      <w:rPr>
+        <w:rFonts w:ascii="Symbol" w:hAnsi="Symbol" w:hint="default"/>
+        <w:sz w:val="20"/>
+      </w:rPr>
+    </w:lvl>
+    <w:lvl w:ilvl="1" w:tentative="1">
+      <w:start w:val="1"/>
+      <w:numFmt w:val="bullet"/>
+      <w:lvlText w:val="o"/>
+      <w:lvlJc w:val="left"/>
+      <w:pPr>
+        <w:tabs>
+          <w:tab w:val="num" w:pos="1440"/>
+        </w:tabs>
+        <w:ind w:left="1440" w:hanging="360"/>
+      </w:pPr>
+      <w:rPr>
+        <w:rFonts w:ascii="Courier New" w:hAnsi="Courier New" w:hint="default"/>
+        <w:sz w:val="20"/>
+      </w:rPr>
+    </w:lvl>
+    <w:lvl w:ilvl="2" w:tentative="1">
+      <w:start w:val="1"/>
+      <w:numFmt w:val="bullet"/>
+      <w:lvlText w:val=""/>
+      <w:lvlJc w:val="left"/>
+      <w:pPr>
+        <w:tabs>
+          <w:tab w:val="num" w:pos="2160"/>
+        </w:tabs>
+        <w:ind w:left="2160" w:hanging="360"/>
+      </w:pPr>
+      <w:rPr>
+        <w:rFonts w:ascii="Wingdings" w:hAnsi="Wingdings" w:hint="default"/>
+        <w:sz w:val="20"/>
+      </w:rPr>
+    </w:lvl>
+    <w:lvl w:ilvl="3" w:tentative="1">
+      <w:start w:val="1"/>
+      <w:numFmt w:val="bullet"/>
+      <w:lvlText w:val=""/>
+      <w:lvlJc w:val="left"/>
+      <w:pPr>
+        <w:tabs>
+          <w:tab w:val="num" w:pos="2880"/>
+        </w:tabs>
+        <w:ind w:left="2880" w:hanging="360"/>
+      </w:pPr>
+      <w:rPr>
+        <w:rFonts w:ascii="Wingdings" w:hAnsi="Wingdings" w:hint="default"/>
+        <w:sz w:val="20"/>
+      </w:rPr>
+    </w:lvl>
+    <w:lvl w:ilvl="4" w:tentative="1">
+      <w:start w:val="1"/>
+      <w:numFmt w:val="bullet"/>
+      <w:lvlText w:val=""/>
+      <w:lvlJc w:val="left"/>
+      <w:pPr>
+        <w:tabs>
+          <w:tab w:val="num" w:pos="3600"/>
+        </w:tabs>
+        <w:ind w:left="3600" w:hanging="360"/>
+      </w:pPr>
+      <w:rPr>
+        <w:rFonts w:ascii="Wingdings" w:hAnsi="Wingdings" w:hint="default"/>
+        <w:sz w:val="20"/>
+      </w:rPr>
+    </w:lvl>
+    <w:lvl w:ilvl="5" w:tentative="1">
+      <w:start w:val="1"/>
+      <w:numFmt w:val="bullet"/>
+      <w:lvlText w:val=""/>
+      <w:lvlJc w:val="left"/>
+      <w:pPr>
+        <w:tabs>
+          <w:tab w:val="num" w:pos="4320"/>
+        </w:tabs>
+        <w:ind w:left="4320" w:hanging="360"/>
+      </w:pPr>
+      <w:rPr>
+        <w:rFonts w:ascii="Wingdings" w:hAnsi="Wingdings" w:hint="default"/>
+        <w:sz w:val="20"/>
+      </w:rPr>
+    </w:lvl>
+    <w:lvl w:ilvl="6" w:tentative="1">
+      <w:start w:val="1"/>
+      <w:numFmt w:val="bullet"/>
+      <w:lvlText w:val=""/>
+      <w:lvlJc w:val="left"/>
+      <w:pPr>
+        <w:tabs>
+          <w:tab w:val="num" w:pos="5040"/>
+        </w:tabs>
+        <w:ind w:left="5040" w:hanging="360"/>
+      </w:pPr>
+      <w:rPr>
+        <w:rFonts w:ascii="Wingdings" w:hAnsi="Wingdings" w:hint="default"/>
+        <w:sz w:val="20"/>
+      </w:rPr>
+    </w:lvl>
+    <w:lvl w:ilvl="7" w:tentative="1">
+      <w:start w:val="1"/>
+      <w:numFmt w:val="bullet"/>
+      <w:lvlText w:val=""/>
+      <w:lvlJc w:val="left"/>
+      <w:pPr>
+        <w:tabs>
+          <w:tab w:val="num" w:pos="5760"/>
+        </w:tabs>
+        <w:ind w:left="5760" w:hanging="360"/>
+      </w:pPr>
+      <w:rPr>
+        <w:rFonts w:ascii="Wingdings" w:hAnsi="Wingdings" w:hint="default"/>
+        <w:sz w:val="20"/>
+      </w:rPr>
+    </w:lvl>
+    <w:lvl w:ilvl="8" w:tentative="1">
+      <w:start w:val="1"/>
+      <w:numFmt w:val="bullet"/>
+      <w:lvlText w:val=""/>
+      <w:lvlJc w:val="left"/>
+      <w:pPr>
+        <w:tabs>
+          <w:tab w:val="num" w:pos="6480"/>
+        </w:tabs>
+        <w:ind w:left="6480" w:hanging="360"/>
+      </w:pPr>
+      <w:rPr>
+        <w:rFonts w:ascii="Wingdings" w:hAnsi="Wingdings" w:hint="default"/>
+        <w:sz w:val="20"/>
+      </w:rPr>
+    </w:lvl>
+  </w:abstractNum>
   <w:num w:numId="1" w16cid:durableId="1008875034">
+    <w:abstractNumId w:val="3"/>
+  </w:num>
+  <w:num w:numId="2" w16cid:durableId="253902095">
     <w:abstractNumId w:val="2"/>
   </w:num>
-  <w:num w:numId="2" w16cid:durableId="253902095">
+  <w:num w:numId="3" w16cid:durableId="1207066793">
     <w:abstractNumId w:val="1"/>
   </w:num>
-  <w:num w:numId="3" w16cid:durableId="1207066793">
+  <w:num w:numId="4" w16cid:durableId="915356169">
     <w:abstractNumId w:val="0"/>
+  </w:num>
+  <w:num w:numId="5" w16cid:durableId="1642535106">
+    <w:abstractNumId w:val="4"/>
   </w:num>
 </w:numbering>
 </file>
@@ -3108,6 +2600,29 @@
       <w:spacing w:val="5"/>
     </w:rPr>
   </w:style>
+  <w:style w:type="character" w:styleId="Hyperlink">
+    <w:name w:val="Hyperlink"/>
+    <w:basedOn w:val="DefaultParagraphFont"/>
+    <w:uiPriority w:val="99"/>
+    <w:unhideWhenUsed/>
+    <w:rsid w:val="00DC3234"/>
+    <w:rPr>
+      <w:color w:val="467886" w:themeColor="hyperlink"/>
+      <w:u w:val="single"/>
+    </w:rPr>
+  </w:style>
+  <w:style w:type="character" w:styleId="UnresolvedMention">
+    <w:name w:val="Unresolved Mention"/>
+    <w:basedOn w:val="DefaultParagraphFont"/>
+    <w:uiPriority w:val="99"/>
+    <w:semiHidden/>
+    <w:unhideWhenUsed/>
+    <w:rsid w:val="00DC3234"/>
+    <w:rPr>
+      <w:color w:val="605E5C"/>
+      <w:shd w:val="clear" w:color="auto" w:fill="E1DFDD"/>
+    </w:rPr>
+  </w:style>
 </w:styles>
 </file>
 
